--- a/Knowledge/3-Work knowledge/1-Software Engineering/2-Testing/5-My Source/1-ISTQB Foundation Level/3-Static Testing/1-Static Testing.docx
+++ b/Knowledge/3-Work knowledge/1-Software Engineering/2-Testing/5-My Source/1-ISTQB Foundation Level/3-Static Testing/1-Static Testing.docx
@@ -29,51 +29,77 @@
       </w:pPr>
       <w:r>
         <w:rPr>
-          <w:b/>
-          <w:shd w:val="clear" w:color="auto" w:fill="B7B7B7"/>
-        </w:rPr>
-        <w:t># Source</w:t>
-      </w:r>
-      <w:r>
-        <w:rPr>
-          <w:shd w:val="clear" w:color="auto" w:fill="B7B7B7"/>
-        </w:rPr>
-        <w:t xml:space="preserve">: </w:t>
-      </w:r>
-      <w:r>
-        <w:rPr>
-          <w:b/>
-          <w:shd w:val="clear" w:color="auto" w:fill="B7B7B7"/>
-        </w:rPr>
-        <w:t xml:space="preserve">Chatgpt </w:t>
-      </w:r>
-      <w:r>
-        <w:rPr>
-          <w:b/>
-          <w:sz w:val="14"/>
-          <w:szCs w:val="14"/>
-          <w:shd w:val="clear" w:color="auto" w:fill="B7B7B7"/>
-        </w:rPr>
-        <w:t>(GPT</w:t>
-      </w:r>
-      <w:r>
-        <w:rPr>
-          <w:rFonts w:ascii="Cambria Math" w:hAnsi="Cambria Math" w:cs="Cambria Math"/>
-          <w:b/>
-          <w:sz w:val="14"/>
-          <w:szCs w:val="14"/>
-          <w:shd w:val="clear" w:color="auto" w:fill="B7B7B7"/>
+          <w:rFonts w:ascii="Arial" w:eastAsia="Arial" w:hAnsi="Arial" w:cs="Arial"/>
+          <w:b/>
+          <w:color w:val="000000"/>
+          <w:sz w:val="18"/>
+          <w:highlight w:val="lightGray"/>
+        </w:rPr>
+        <w:t># Source: AI Source: Provided by: [Data Path</w:t>
+      </w:r>
+      <w:r>
+        <w:rPr>
+          <w:rFonts w:ascii="Arial" w:eastAsia="Arial" w:hAnsi="Arial" w:cs="Arial"/>
+          <w:color w:val="000000"/>
+          <w:sz w:val="18"/>
+          <w:highlight w:val="lightGray"/>
+        </w:rPr>
+        <w:t xml:space="preserve">: Persons Table -&gt; ID Column: 1, Name_En Column: Motasem Essam] -&gt; </w:t>
+      </w:r>
+      <w:r>
+        <w:rPr>
+          <w:rFonts w:ascii="Arial" w:eastAsia="Arial" w:hAnsi="Arial" w:cs="Arial"/>
+          <w:b/>
+          <w:color w:val="000000"/>
+          <w:sz w:val="18"/>
+          <w:highlight w:val="lightGray"/>
+        </w:rPr>
+        <w:t>From:</w:t>
+      </w:r>
+      <w:r>
+        <w:rPr>
+          <w:rFonts w:ascii="Arial" w:eastAsia="Arial" w:hAnsi="Arial" w:cs="Arial"/>
+          <w:color w:val="000000"/>
+          <w:sz w:val="18"/>
+          <w:highlight w:val="lightGray"/>
+        </w:rPr>
+        <w:t xml:space="preserve"> [Chatgpt (GPT</w:t>
+      </w:r>
+      <w:r>
+        <w:rPr>
+          <w:rFonts w:ascii="Arial" w:eastAsia="Arial" w:hAnsi="Arial" w:cs="Cambria Math"/>
+          <w:color w:val="000000"/>
+          <w:sz w:val="18"/>
+          <w:highlight w:val="lightGray"/>
         </w:rPr>
         <w:t>‑</w:t>
       </w:r>
       <w:r>
         <w:rPr>
-          <w:b/>
-          <w:sz w:val="14"/>
-          <w:szCs w:val="14"/>
-          <w:shd w:val="clear" w:color="auto" w:fill="B7B7B7"/>
-        </w:rPr>
-        <w:t>5 Mini) at [8/14/2025]</w:t>
+          <w:rFonts w:ascii="Arial" w:eastAsia="Arial" w:hAnsi="Arial" w:cs="Arial"/>
+          <w:color w:val="000000"/>
+          <w:sz w:val="18"/>
+          <w:highlight w:val="lightGray"/>
+        </w:rPr>
+        <w:t xml:space="preserve">5 Mini)] </w:t>
+      </w:r>
+      <w:r>
+        <w:rPr>
+          <w:rFonts w:ascii="Arial" w:eastAsia="Arial" w:hAnsi="Arial" w:cs="Arial"/>
+          <w:b/>
+          <w:color w:val="000000"/>
+          <w:sz w:val="18"/>
+          <w:highlight w:val="lightGray"/>
+        </w:rPr>
+        <w:t>on</w:t>
+      </w:r>
+      <w:r>
+        <w:rPr>
+          <w:rFonts w:ascii="Arial" w:eastAsia="Arial" w:hAnsi="Arial"/>
+          <w:sz w:val="18"/>
+          <w:highlight w:val="lightGray"/>
+        </w:rPr>
+        <w:t xml:space="preserve"> [8/14/2025]</w:t>
       </w:r>
     </w:p>
     <w:p>
@@ -132,7 +158,7 @@
     </w:p>
     <w:p>
       <w:r>
-        <w:pict w14:anchorId="5CA7B858">
+        <w:pict w14:anchorId="7E656B47">
           <v:rect id="_x0000_i1025" style="width:0;height:1.5pt" o:hralign="center" o:hrstd="t" o:hr="t" fillcolor="#a0a0a0" stroked="f"/>
         </w:pict>
       </w:r>
@@ -165,51 +191,77 @@
       </w:pPr>
       <w:r>
         <w:rPr>
-          <w:b/>
-          <w:shd w:val="clear" w:color="auto" w:fill="B7B7B7"/>
-        </w:rPr>
-        <w:t># Source</w:t>
-      </w:r>
-      <w:r>
-        <w:rPr>
-          <w:shd w:val="clear" w:color="auto" w:fill="B7B7B7"/>
-        </w:rPr>
-        <w:t xml:space="preserve">: </w:t>
-      </w:r>
-      <w:r>
-        <w:rPr>
-          <w:b/>
-          <w:shd w:val="clear" w:color="auto" w:fill="B7B7B7"/>
-        </w:rPr>
-        <w:t xml:space="preserve">Chatgpt </w:t>
-      </w:r>
-      <w:r>
-        <w:rPr>
-          <w:b/>
-          <w:sz w:val="14"/>
-          <w:szCs w:val="14"/>
-          <w:shd w:val="clear" w:color="auto" w:fill="B7B7B7"/>
-        </w:rPr>
-        <w:t>(GPT</w:t>
-      </w:r>
-      <w:r>
-        <w:rPr>
-          <w:rFonts w:ascii="Cambria Math" w:hAnsi="Cambria Math" w:cs="Cambria Math"/>
-          <w:b/>
-          <w:sz w:val="14"/>
-          <w:szCs w:val="14"/>
-          <w:shd w:val="clear" w:color="auto" w:fill="B7B7B7"/>
+          <w:rFonts w:ascii="Arial" w:eastAsia="Arial" w:hAnsi="Arial" w:cs="Arial"/>
+          <w:b/>
+          <w:color w:val="000000"/>
+          <w:sz w:val="18"/>
+          <w:highlight w:val="lightGray"/>
+        </w:rPr>
+        <w:t># Source: AI Source: Provided by: [Data Path</w:t>
+      </w:r>
+      <w:r>
+        <w:rPr>
+          <w:rFonts w:ascii="Arial" w:eastAsia="Arial" w:hAnsi="Arial" w:cs="Arial"/>
+          <w:color w:val="000000"/>
+          <w:sz w:val="18"/>
+          <w:highlight w:val="lightGray"/>
+        </w:rPr>
+        <w:t xml:space="preserve">: Persons Table -&gt; ID Column: 1, Name_En Column: Motasem Essam] -&gt; </w:t>
+      </w:r>
+      <w:r>
+        <w:rPr>
+          <w:rFonts w:ascii="Arial" w:eastAsia="Arial" w:hAnsi="Arial" w:cs="Arial"/>
+          <w:b/>
+          <w:color w:val="000000"/>
+          <w:sz w:val="18"/>
+          <w:highlight w:val="lightGray"/>
+        </w:rPr>
+        <w:t>From:</w:t>
+      </w:r>
+      <w:r>
+        <w:rPr>
+          <w:rFonts w:ascii="Arial" w:eastAsia="Arial" w:hAnsi="Arial" w:cs="Arial"/>
+          <w:color w:val="000000"/>
+          <w:sz w:val="18"/>
+          <w:highlight w:val="lightGray"/>
+        </w:rPr>
+        <w:t xml:space="preserve"> [Chatgpt (GPT</w:t>
+      </w:r>
+      <w:r>
+        <w:rPr>
+          <w:rFonts w:ascii="Arial" w:eastAsia="Arial" w:hAnsi="Arial" w:cs="Cambria Math"/>
+          <w:color w:val="000000"/>
+          <w:sz w:val="18"/>
+          <w:highlight w:val="lightGray"/>
         </w:rPr>
         <w:t>‑</w:t>
       </w:r>
       <w:r>
         <w:rPr>
-          <w:b/>
-          <w:sz w:val="14"/>
-          <w:szCs w:val="14"/>
-          <w:shd w:val="clear" w:color="auto" w:fill="B7B7B7"/>
-        </w:rPr>
-        <w:t>5 Mini) at [8/14/2025]</w:t>
+          <w:rFonts w:ascii="Arial" w:eastAsia="Arial" w:hAnsi="Arial" w:cs="Arial"/>
+          <w:color w:val="000000"/>
+          <w:sz w:val="18"/>
+          <w:highlight w:val="lightGray"/>
+        </w:rPr>
+        <w:t xml:space="preserve">5 Mini)] </w:t>
+      </w:r>
+      <w:r>
+        <w:rPr>
+          <w:rFonts w:ascii="Arial" w:eastAsia="Arial" w:hAnsi="Arial" w:cs="Arial"/>
+          <w:b/>
+          <w:color w:val="000000"/>
+          <w:sz w:val="18"/>
+          <w:highlight w:val="lightGray"/>
+        </w:rPr>
+        <w:t>on</w:t>
+      </w:r>
+      <w:r>
+        <w:rPr>
+          <w:rFonts w:ascii="Arial" w:eastAsia="Arial" w:hAnsi="Arial"/>
+          <w:sz w:val="18"/>
+          <w:highlight w:val="lightGray"/>
+        </w:rPr>
+        <w:t xml:space="preserve"> [8/14/2025]</w:t>
       </w:r>
     </w:p>
     <w:p>
@@ -218,7 +270,7 @@
           <w:ilvl w:val="0"/>
           <w:numId w:val="3"/>
         </w:numPr>
-        <w:spacing w:before="240"/>
+        <w:spacing w:before="240" w:after="0" w:line="276" w:lineRule="auto"/>
       </w:pPr>
       <w:r>
         <w:rPr>
@@ -246,6 +298,7 @@
           <w:ilvl w:val="0"/>
           <w:numId w:val="3"/>
         </w:numPr>
+        <w:spacing w:after="0" w:line="276" w:lineRule="auto"/>
       </w:pPr>
       <w:r>
         <w:rPr>
@@ -273,6 +326,7 @@
           <w:ilvl w:val="0"/>
           <w:numId w:val="3"/>
         </w:numPr>
+        <w:spacing w:after="0" w:line="276" w:lineRule="auto"/>
       </w:pPr>
       <w:r>
         <w:rPr>
@@ -313,7 +367,7 @@
           <w:ilvl w:val="0"/>
           <w:numId w:val="3"/>
         </w:numPr>
-        <w:spacing w:after="240"/>
+        <w:spacing w:after="240" w:line="276" w:lineRule="auto"/>
       </w:pPr>
       <w:r>
         <w:rPr>
@@ -337,7 +391,7 @@
     </w:p>
     <w:p>
       <w:r>
-        <w:pict w14:anchorId="2957E063">
+        <w:pict w14:anchorId="13D17536">
           <v:rect id="_x0000_i1026" style="width:0;height:1.5pt" o:hralign="center" o:hrstd="t" o:hr="t" fillcolor="#a0a0a0" stroked="f"/>
         </w:pict>
       </w:r>
@@ -370,51 +424,77 @@
       </w:pPr>
       <w:r>
         <w:rPr>
-          <w:b/>
-          <w:shd w:val="clear" w:color="auto" w:fill="B7B7B7"/>
-        </w:rPr>
-        <w:t># Source</w:t>
-      </w:r>
-      <w:r>
-        <w:rPr>
-          <w:shd w:val="clear" w:color="auto" w:fill="B7B7B7"/>
-        </w:rPr>
-        <w:t xml:space="preserve">: </w:t>
-      </w:r>
-      <w:r>
-        <w:rPr>
-          <w:b/>
-          <w:shd w:val="clear" w:color="auto" w:fill="B7B7B7"/>
-        </w:rPr>
-        <w:t xml:space="preserve">Chatgpt </w:t>
-      </w:r>
-      <w:r>
-        <w:rPr>
-          <w:b/>
-          <w:sz w:val="14"/>
-          <w:szCs w:val="14"/>
-          <w:shd w:val="clear" w:color="auto" w:fill="B7B7B7"/>
-        </w:rPr>
-        <w:t>(GPT</w:t>
-      </w:r>
-      <w:r>
-        <w:rPr>
-          <w:rFonts w:ascii="Cambria Math" w:hAnsi="Cambria Math" w:cs="Cambria Math"/>
-          <w:b/>
-          <w:sz w:val="14"/>
-          <w:szCs w:val="14"/>
-          <w:shd w:val="clear" w:color="auto" w:fill="B7B7B7"/>
+          <w:rFonts w:ascii="Arial" w:eastAsia="Arial" w:hAnsi="Arial" w:cs="Arial"/>
+          <w:b/>
+          <w:color w:val="000000"/>
+          <w:sz w:val="18"/>
+          <w:highlight w:val="lightGray"/>
+        </w:rPr>
+        <w:t># Source: AI Source: Provided by: [Data Path</w:t>
+      </w:r>
+      <w:r>
+        <w:rPr>
+          <w:rFonts w:ascii="Arial" w:eastAsia="Arial" w:hAnsi="Arial" w:cs="Arial"/>
+          <w:color w:val="000000"/>
+          <w:sz w:val="18"/>
+          <w:highlight w:val="lightGray"/>
+        </w:rPr>
+        <w:t xml:space="preserve">: Persons Table -&gt; ID Column: 1, Name_En Column: Motasem Essam] -&gt; </w:t>
+      </w:r>
+      <w:r>
+        <w:rPr>
+          <w:rFonts w:ascii="Arial" w:eastAsia="Arial" w:hAnsi="Arial" w:cs="Arial"/>
+          <w:b/>
+          <w:color w:val="000000"/>
+          <w:sz w:val="18"/>
+          <w:highlight w:val="lightGray"/>
+        </w:rPr>
+        <w:t>From:</w:t>
+      </w:r>
+      <w:r>
+        <w:rPr>
+          <w:rFonts w:ascii="Arial" w:eastAsia="Arial" w:hAnsi="Arial" w:cs="Arial"/>
+          <w:color w:val="000000"/>
+          <w:sz w:val="18"/>
+          <w:highlight w:val="lightGray"/>
+        </w:rPr>
+        <w:t xml:space="preserve"> [Chatgpt (GPT</w:t>
+      </w:r>
+      <w:r>
+        <w:rPr>
+          <w:rFonts w:ascii="Arial" w:eastAsia="Arial" w:hAnsi="Arial" w:cs="Cambria Math"/>
+          <w:color w:val="000000"/>
+          <w:sz w:val="18"/>
+          <w:highlight w:val="lightGray"/>
         </w:rPr>
         <w:t>‑</w:t>
       </w:r>
       <w:r>
         <w:rPr>
-          <w:b/>
-          <w:sz w:val="14"/>
-          <w:szCs w:val="14"/>
-          <w:shd w:val="clear" w:color="auto" w:fill="B7B7B7"/>
-        </w:rPr>
-        <w:t>5 Mini) at [8/14/2025]</w:t>
+          <w:rFonts w:ascii="Arial" w:eastAsia="Arial" w:hAnsi="Arial" w:cs="Arial"/>
+          <w:color w:val="000000"/>
+          <w:sz w:val="18"/>
+          <w:highlight w:val="lightGray"/>
+        </w:rPr>
+        <w:t xml:space="preserve">5 Mini)] </w:t>
+      </w:r>
+      <w:r>
+        <w:rPr>
+          <w:rFonts w:ascii="Arial" w:eastAsia="Arial" w:hAnsi="Arial" w:cs="Arial"/>
+          <w:b/>
+          <w:color w:val="000000"/>
+          <w:sz w:val="18"/>
+          <w:highlight w:val="lightGray"/>
+        </w:rPr>
+        <w:t>on</w:t>
+      </w:r>
+      <w:r>
+        <w:rPr>
+          <w:rFonts w:ascii="Arial" w:eastAsia="Arial" w:hAnsi="Arial"/>
+          <w:sz w:val="18"/>
+          <w:highlight w:val="lightGray"/>
+        </w:rPr>
+        <w:t xml:space="preserve"> [8/14/2025]</w:t>
       </w:r>
     </w:p>
     <w:p>
@@ -423,7 +503,7 @@
           <w:ilvl w:val="0"/>
           <w:numId w:val="1"/>
         </w:numPr>
-        <w:spacing w:before="240"/>
+        <w:spacing w:before="240" w:after="0" w:line="276" w:lineRule="auto"/>
         <w:rPr>
           <w:rFonts w:ascii="Roboto Mono" w:eastAsia="Roboto Mono" w:hAnsi="Roboto Mono" w:cs="Roboto Mono"/>
         </w:rPr>
@@ -449,6 +529,7 @@
           <w:ilvl w:val="1"/>
           <w:numId w:val="1"/>
         </w:numPr>
+        <w:spacing w:after="0" w:line="276" w:lineRule="auto"/>
       </w:pPr>
       <w:r>
         <w:rPr>
@@ -476,13 +557,13 @@
           <w:ilvl w:val="1"/>
           <w:numId w:val="1"/>
         </w:numPr>
-      </w:pPr>
-      <w:r>
-        <w:rPr>
-          <w:rFonts w:ascii="Roboto Mono" w:eastAsia="Roboto Mono" w:hAnsi="Roboto Mono" w:cs="Roboto Mono"/>
-          <w:b/>
-        </w:rPr>
-        <w:lastRenderedPageBreak/>
+        <w:spacing w:after="0" w:line="276" w:lineRule="auto"/>
+      </w:pPr>
+      <w:r>
+        <w:rPr>
+          <w:rFonts w:ascii="Roboto Mono" w:eastAsia="Roboto Mono" w:hAnsi="Roboto Mono" w:cs="Roboto Mono"/>
+          <w:b/>
+        </w:rPr>
         <w:t>Walkthroughs</w:t>
       </w:r>
       <w:r>
@@ -504,6 +585,7 @@
           <w:ilvl w:val="1"/>
           <w:numId w:val="1"/>
         </w:numPr>
+        <w:spacing w:after="0" w:line="276" w:lineRule="auto"/>
       </w:pPr>
       <w:r>
         <w:rPr>
@@ -531,6 +613,7 @@
           <w:ilvl w:val="0"/>
           <w:numId w:val="1"/>
         </w:numPr>
+        <w:spacing w:after="0" w:line="276" w:lineRule="auto"/>
         <w:rPr>
           <w:rFonts w:ascii="Roboto Mono" w:eastAsia="Roboto Mono" w:hAnsi="Roboto Mono" w:cs="Roboto Mono"/>
         </w:rPr>
@@ -556,6 +639,7 @@
           <w:ilvl w:val="1"/>
           <w:numId w:val="1"/>
         </w:numPr>
+        <w:spacing w:after="0" w:line="276" w:lineRule="auto"/>
         <w:rPr>
           <w:rFonts w:ascii="Roboto Mono" w:eastAsia="Roboto Mono" w:hAnsi="Roboto Mono" w:cs="Roboto Mono"/>
         </w:rPr>
@@ -579,7 +663,7 @@
           <w:ilvl w:val="1"/>
           <w:numId w:val="1"/>
         </w:numPr>
-        <w:spacing w:after="240"/>
+        <w:spacing w:after="240" w:line="276" w:lineRule="auto"/>
         <w:rPr>
           <w:rFonts w:ascii="Roboto Mono" w:eastAsia="Roboto Mono" w:hAnsi="Roboto Mono" w:cs="Roboto Mono"/>
         </w:rPr>
@@ -600,7 +684,7 @@
     <w:p/>
     <w:p>
       <w:r>
-        <w:pict w14:anchorId="2B47F654">
+        <w:pict w14:anchorId="658A5A2D">
           <v:rect id="_x0000_i1027" style="width:0;height:1.5pt" o:hralign="center" o:hrstd="t" o:hr="t" fillcolor="#a0a0a0" stroked="f"/>
         </w:pict>
       </w:r>
@@ -633,51 +717,77 @@
       </w:pPr>
       <w:r>
         <w:rPr>
-          <w:b/>
-          <w:shd w:val="clear" w:color="auto" w:fill="B7B7B7"/>
-        </w:rPr>
-        <w:t># Source</w:t>
-      </w:r>
-      <w:r>
-        <w:rPr>
-          <w:shd w:val="clear" w:color="auto" w:fill="B7B7B7"/>
-        </w:rPr>
-        <w:t xml:space="preserve">: </w:t>
-      </w:r>
-      <w:r>
-        <w:rPr>
-          <w:b/>
-          <w:shd w:val="clear" w:color="auto" w:fill="B7B7B7"/>
-        </w:rPr>
-        <w:t xml:space="preserve">Chatgpt </w:t>
-      </w:r>
-      <w:r>
-        <w:rPr>
-          <w:b/>
-          <w:sz w:val="14"/>
-          <w:szCs w:val="14"/>
-          <w:shd w:val="clear" w:color="auto" w:fill="B7B7B7"/>
-        </w:rPr>
-        <w:t>(GPT</w:t>
-      </w:r>
-      <w:r>
-        <w:rPr>
-          <w:rFonts w:ascii="Cambria Math" w:hAnsi="Cambria Math" w:cs="Cambria Math"/>
-          <w:b/>
-          <w:sz w:val="14"/>
-          <w:szCs w:val="14"/>
-          <w:shd w:val="clear" w:color="auto" w:fill="B7B7B7"/>
+          <w:rFonts w:ascii="Arial" w:eastAsia="Arial" w:hAnsi="Arial" w:cs="Arial"/>
+          <w:b/>
+          <w:color w:val="000000"/>
+          <w:sz w:val="18"/>
+          <w:highlight w:val="lightGray"/>
+        </w:rPr>
+        <w:t># Source: AI Source: Provided by: [Data Path</w:t>
+      </w:r>
+      <w:r>
+        <w:rPr>
+          <w:rFonts w:ascii="Arial" w:eastAsia="Arial" w:hAnsi="Arial" w:cs="Arial"/>
+          <w:color w:val="000000"/>
+          <w:sz w:val="18"/>
+          <w:highlight w:val="lightGray"/>
+        </w:rPr>
+        <w:t xml:space="preserve">: Persons Table -&gt; ID Column: 1, Name_En Column: Motasem Essam] -&gt; </w:t>
+      </w:r>
+      <w:r>
+        <w:rPr>
+          <w:rFonts w:ascii="Arial" w:eastAsia="Arial" w:hAnsi="Arial" w:cs="Arial"/>
+          <w:b/>
+          <w:color w:val="000000"/>
+          <w:sz w:val="18"/>
+          <w:highlight w:val="lightGray"/>
+        </w:rPr>
+        <w:t>From:</w:t>
+      </w:r>
+      <w:r>
+        <w:rPr>
+          <w:rFonts w:ascii="Arial" w:eastAsia="Arial" w:hAnsi="Arial" w:cs="Arial"/>
+          <w:color w:val="000000"/>
+          <w:sz w:val="18"/>
+          <w:highlight w:val="lightGray"/>
+        </w:rPr>
+        <w:t xml:space="preserve"> [Chatgpt (GPT</w:t>
+      </w:r>
+      <w:r>
+        <w:rPr>
+          <w:rFonts w:ascii="Arial" w:eastAsia="Arial" w:hAnsi="Arial" w:cs="Cambria Math"/>
+          <w:color w:val="000000"/>
+          <w:sz w:val="18"/>
+          <w:highlight w:val="lightGray"/>
         </w:rPr>
         <w:t>‑</w:t>
       </w:r>
       <w:r>
         <w:rPr>
-          <w:b/>
-          <w:sz w:val="14"/>
-          <w:szCs w:val="14"/>
-          <w:shd w:val="clear" w:color="auto" w:fill="B7B7B7"/>
-        </w:rPr>
-        <w:t>5 Mini) at [8/14/2025]</w:t>
+          <w:rFonts w:ascii="Arial" w:eastAsia="Arial" w:hAnsi="Arial" w:cs="Arial"/>
+          <w:color w:val="000000"/>
+          <w:sz w:val="18"/>
+          <w:highlight w:val="lightGray"/>
+        </w:rPr>
+        <w:t xml:space="preserve">5 Mini)] </w:t>
+      </w:r>
+      <w:r>
+        <w:rPr>
+          <w:rFonts w:ascii="Arial" w:eastAsia="Arial" w:hAnsi="Arial" w:cs="Arial"/>
+          <w:b/>
+          <w:color w:val="000000"/>
+          <w:sz w:val="18"/>
+          <w:highlight w:val="lightGray"/>
+        </w:rPr>
+        <w:t>on</w:t>
+      </w:r>
+      <w:r>
+        <w:rPr>
+          <w:rFonts w:ascii="Arial" w:eastAsia="Arial" w:hAnsi="Arial"/>
+          <w:sz w:val="18"/>
+          <w:highlight w:val="lightGray"/>
+        </w:rPr>
+        <w:t xml:space="preserve"> [8/14/2025]</w:t>
       </w:r>
     </w:p>
     <w:p>
@@ -686,7 +796,7 @@
           <w:ilvl w:val="0"/>
           <w:numId w:val="2"/>
         </w:numPr>
-        <w:spacing w:before="240"/>
+        <w:spacing w:before="240" w:after="0" w:line="276" w:lineRule="auto"/>
       </w:pPr>
       <w:r>
         <w:rPr>
@@ -720,6 +830,7 @@
           <w:ilvl w:val="0"/>
           <w:numId w:val="2"/>
         </w:numPr>
+        <w:spacing w:after="0" w:line="276" w:lineRule="auto"/>
       </w:pPr>
       <w:r>
         <w:rPr>
@@ -753,6 +864,7 @@
           <w:ilvl w:val="0"/>
           <w:numId w:val="2"/>
         </w:numPr>
+        <w:spacing w:after="0" w:line="276" w:lineRule="auto"/>
       </w:pPr>
       <w:r>
         <w:rPr>
@@ -786,6 +898,7 @@
           <w:ilvl w:val="1"/>
           <w:numId w:val="2"/>
         </w:numPr>
+        <w:spacing w:after="0" w:line="276" w:lineRule="auto"/>
         <w:rPr>
           <w:rFonts w:ascii="Roboto Mono" w:eastAsia="Roboto Mono" w:hAnsi="Roboto Mono" w:cs="Roboto Mono"/>
         </w:rPr>
@@ -809,6 +922,7 @@
           <w:ilvl w:val="1"/>
           <w:numId w:val="2"/>
         </w:numPr>
+        <w:spacing w:after="0" w:line="276" w:lineRule="auto"/>
         <w:rPr>
           <w:rFonts w:ascii="Roboto Mono" w:eastAsia="Roboto Mono" w:hAnsi="Roboto Mono" w:cs="Roboto Mono"/>
         </w:rPr>
@@ -832,6 +946,7 @@
           <w:ilvl w:val="1"/>
           <w:numId w:val="2"/>
         </w:numPr>
+        <w:spacing w:after="0" w:line="276" w:lineRule="auto"/>
         <w:rPr>
           <w:rFonts w:ascii="Roboto Mono" w:eastAsia="Roboto Mono" w:hAnsi="Roboto Mono" w:cs="Roboto Mono"/>
         </w:rPr>
@@ -855,6 +970,7 @@
           <w:ilvl w:val="0"/>
           <w:numId w:val="2"/>
         </w:numPr>
+        <w:spacing w:after="0" w:line="276" w:lineRule="auto"/>
       </w:pPr>
       <w:r>
         <w:rPr>
@@ -884,7 +1000,7 @@
     </w:p>
     <w:p>
       <w:r>
-        <w:pict w14:anchorId="02C1CF7C">
+        <w:pict w14:anchorId="07B26E15">
           <v:rect id="_x0000_i1028" style="width:0;height:1.5pt" o:hralign="center" o:hrstd="t" o:hr="t" fillcolor="#a0a0a0" stroked="f"/>
         </w:pict>
       </w:r>
@@ -918,51 +1034,77 @@
       </w:pPr>
       <w:r>
         <w:rPr>
-          <w:b/>
-          <w:shd w:val="clear" w:color="auto" w:fill="B7B7B7"/>
-        </w:rPr>
-        <w:t># Source</w:t>
-      </w:r>
-      <w:r>
-        <w:rPr>
-          <w:shd w:val="clear" w:color="auto" w:fill="B7B7B7"/>
-        </w:rPr>
-        <w:t xml:space="preserve">: </w:t>
-      </w:r>
-      <w:r>
-        <w:rPr>
-          <w:b/>
-          <w:shd w:val="clear" w:color="auto" w:fill="B7B7B7"/>
-        </w:rPr>
-        <w:t xml:space="preserve">Chatgpt </w:t>
-      </w:r>
-      <w:r>
-        <w:rPr>
-          <w:b/>
-          <w:sz w:val="14"/>
-          <w:szCs w:val="14"/>
-          <w:shd w:val="clear" w:color="auto" w:fill="B7B7B7"/>
-        </w:rPr>
-        <w:t>(GPT</w:t>
-      </w:r>
-      <w:r>
-        <w:rPr>
-          <w:rFonts w:ascii="Cambria Math" w:hAnsi="Cambria Math" w:cs="Cambria Math"/>
-          <w:b/>
-          <w:sz w:val="14"/>
-          <w:szCs w:val="14"/>
-          <w:shd w:val="clear" w:color="auto" w:fill="B7B7B7"/>
+          <w:rFonts w:ascii="Arial" w:eastAsia="Arial" w:hAnsi="Arial" w:cs="Arial"/>
+          <w:b/>
+          <w:color w:val="000000"/>
+          <w:sz w:val="18"/>
+          <w:highlight w:val="lightGray"/>
+        </w:rPr>
+        <w:t># Source: AI Source: Provided by: [Data Path</w:t>
+      </w:r>
+      <w:r>
+        <w:rPr>
+          <w:rFonts w:ascii="Arial" w:eastAsia="Arial" w:hAnsi="Arial" w:cs="Arial"/>
+          <w:color w:val="000000"/>
+          <w:sz w:val="18"/>
+          <w:highlight w:val="lightGray"/>
+        </w:rPr>
+        <w:t xml:space="preserve">: Persons Table -&gt; ID Column: 1, Name_En Column: Motasem Essam] -&gt; </w:t>
+      </w:r>
+      <w:r>
+        <w:rPr>
+          <w:rFonts w:ascii="Arial" w:eastAsia="Arial" w:hAnsi="Arial" w:cs="Arial"/>
+          <w:b/>
+          <w:color w:val="000000"/>
+          <w:sz w:val="18"/>
+          <w:highlight w:val="lightGray"/>
+        </w:rPr>
+        <w:t>From:</w:t>
+      </w:r>
+      <w:r>
+        <w:rPr>
+          <w:rFonts w:ascii="Arial" w:eastAsia="Arial" w:hAnsi="Arial" w:cs="Arial"/>
+          <w:color w:val="000000"/>
+          <w:sz w:val="18"/>
+          <w:highlight w:val="lightGray"/>
+        </w:rPr>
+        <w:t xml:space="preserve"> [Chatgpt (GPT</w:t>
+      </w:r>
+      <w:r>
+        <w:rPr>
+          <w:rFonts w:ascii="Arial" w:eastAsia="Arial" w:hAnsi="Arial" w:cs="Cambria Math"/>
+          <w:color w:val="000000"/>
+          <w:sz w:val="18"/>
+          <w:highlight w:val="lightGray"/>
         </w:rPr>
         <w:t>‑</w:t>
       </w:r>
       <w:r>
         <w:rPr>
-          <w:b/>
-          <w:sz w:val="14"/>
-          <w:szCs w:val="14"/>
-          <w:shd w:val="clear" w:color="auto" w:fill="B7B7B7"/>
-        </w:rPr>
-        <w:t>5 Mini) at [8/14/2025]</w:t>
+          <w:rFonts w:ascii="Arial" w:eastAsia="Arial" w:hAnsi="Arial" w:cs="Arial"/>
+          <w:color w:val="000000"/>
+          <w:sz w:val="18"/>
+          <w:highlight w:val="lightGray"/>
+        </w:rPr>
+        <w:t xml:space="preserve">5 Mini)] </w:t>
+      </w:r>
+      <w:r>
+        <w:rPr>
+          <w:rFonts w:ascii="Arial" w:eastAsia="Arial" w:hAnsi="Arial" w:cs="Arial"/>
+          <w:b/>
+          <w:color w:val="000000"/>
+          <w:sz w:val="18"/>
+          <w:highlight w:val="lightGray"/>
+        </w:rPr>
+        <w:t>on</w:t>
+      </w:r>
+      <w:r>
+        <w:rPr>
+          <w:rFonts w:ascii="Arial" w:eastAsia="Arial" w:hAnsi="Arial"/>
+          <w:sz w:val="18"/>
+          <w:highlight w:val="lightGray"/>
+        </w:rPr>
+        <w:t xml:space="preserve"> [8/14/2025]</w:t>
       </w:r>
     </w:p>
     <w:p>
@@ -970,9 +1112,8 @@
         <w:rPr>
           <w:noProof/>
         </w:rPr>
-        <w:lastRenderedPageBreak/>
         <w:drawing>
-          <wp:inline distT="114300" distB="114300" distL="114300" distR="114300" wp14:anchorId="6F9F749D" wp14:editId="53499BCD">
+          <wp:inline distT="114300" distB="114300" distL="114300" distR="114300" wp14:anchorId="707EDB44" wp14:editId="4DAEA29C">
             <wp:extent cx="5943600" cy="1574800"/>
             <wp:effectExtent l="0" t="0" r="0" b="0"/>
             <wp:docPr id="1" name="image1.png"/>
@@ -1365,7 +1506,7 @@
     </w:tbl>
     <w:p>
       <w:r>
-        <w:pict w14:anchorId="604168CA">
+        <w:pict w14:anchorId="6335C729">
           <v:rect id="_x0000_i1029" style="width:0;height:1.5pt" o:hralign="center" o:hrstd="t" o:hr="t" fillcolor="#a0a0a0" stroked="f"/>
         </w:pict>
       </w:r>
@@ -1399,19 +1540,20 @@
     </w:p>
     <w:p>
       <w:r>
-        <w:pict w14:anchorId="485DF5AF">
+        <w:pict w14:anchorId="21265E31">
           <v:rect id="_x0000_i1030" style="width:0;height:1.5pt" o:hralign="center" o:hrstd="t" o:hr="t" fillcolor="#a0a0a0" stroked="f"/>
         </w:pict>
       </w:r>
     </w:p>
+    <w:p/>
     <w:p/>
     <w:p/>
     <w:p/>
     <w:sectPr>
       <w:pgSz w:w="12240" w:h="15840"/>
       <w:pgMar w:top="1440" w:right="1440" w:bottom="1440" w:left="1440" w:header="720" w:footer="720" w:gutter="0"/>
-      <w:pgNumType w:start="1"/>
       <w:cols w:space="720"/>
+      <w:docGrid w:linePitch="360"/>
     </w:sectPr>
   </w:body>
 </w:document>
@@ -2170,18 +2312,6 @@
   <w:style w:type="paragraph" w:default="1" w:styleId="Normal">
     <w:name w:val="Normal"/>
     <w:qFormat/>
-    <w:rsid w:val="002D59B2"/>
-    <w:pPr>
-      <w:spacing w:after="0" w:line="276" w:lineRule="auto"/>
-    </w:pPr>
-    <w:rPr>
-      <w:rFonts w:ascii="Arial" w:eastAsia="Arial" w:hAnsi="Arial" w:cs="Arial"/>
-      <w:kern w:val="0"/>
-      <w:sz w:val="22"/>
-      <w:szCs w:val="22"/>
-      <w:lang w:val="en"/>
-      <w14:ligatures w14:val="none"/>
-    </w:rPr>
   </w:style>
   <w:style w:type="paragraph" w:styleId="Heading1">
     <w:name w:val="heading 1"/>
@@ -2190,7 +2320,7 @@
     <w:link w:val="Heading1Char"/>
     <w:uiPriority w:val="9"/>
     <w:qFormat/>
-    <w:rsid w:val="002644F0"/>
+    <w:rsid w:val="003F6E5B"/>
     <w:pPr>
       <w:keepNext/>
       <w:keepLines/>
@@ -2212,7 +2342,7 @@
     <w:uiPriority w:val="9"/>
     <w:unhideWhenUsed/>
     <w:qFormat/>
-    <w:rsid w:val="002644F0"/>
+    <w:rsid w:val="003F6E5B"/>
     <w:pPr>
       <w:keepNext/>
       <w:keepLines/>
@@ -2235,7 +2365,7 @@
     <w:semiHidden/>
     <w:unhideWhenUsed/>
     <w:qFormat/>
-    <w:rsid w:val="002644F0"/>
+    <w:rsid w:val="003F6E5B"/>
     <w:pPr>
       <w:keepNext/>
       <w:keepLines/>
@@ -2258,7 +2388,7 @@
     <w:semiHidden/>
     <w:unhideWhenUsed/>
     <w:qFormat/>
-    <w:rsid w:val="002644F0"/>
+    <w:rsid w:val="003F6E5B"/>
     <w:pPr>
       <w:keepNext/>
       <w:keepLines/>
@@ -2281,7 +2411,7 @@
     <w:semiHidden/>
     <w:unhideWhenUsed/>
     <w:qFormat/>
-    <w:rsid w:val="002644F0"/>
+    <w:rsid w:val="003F6E5B"/>
     <w:pPr>
       <w:keepNext/>
       <w:keepLines/>
@@ -2302,11 +2432,11 @@
     <w:semiHidden/>
     <w:unhideWhenUsed/>
     <w:qFormat/>
-    <w:rsid w:val="002644F0"/>
+    <w:rsid w:val="003F6E5B"/>
     <w:pPr>
       <w:keepNext/>
       <w:keepLines/>
-      <w:spacing w:before="40"/>
+      <w:spacing w:before="40" w:after="0"/>
       <w:outlineLvl w:val="5"/>
     </w:pPr>
     <w:rPr>
@@ -2325,11 +2455,11 @@
     <w:semiHidden/>
     <w:unhideWhenUsed/>
     <w:qFormat/>
-    <w:rsid w:val="002644F0"/>
+    <w:rsid w:val="003F6E5B"/>
     <w:pPr>
       <w:keepNext/>
       <w:keepLines/>
-      <w:spacing w:before="40"/>
+      <w:spacing w:before="40" w:after="0"/>
       <w:outlineLvl w:val="6"/>
     </w:pPr>
     <w:rPr>
@@ -2346,10 +2476,11 @@
     <w:semiHidden/>
     <w:unhideWhenUsed/>
     <w:qFormat/>
-    <w:rsid w:val="002644F0"/>
+    <w:rsid w:val="003F6E5B"/>
     <w:pPr>
       <w:keepNext/>
       <w:keepLines/>
+      <w:spacing w:after="0"/>
       <w:outlineLvl w:val="7"/>
     </w:pPr>
     <w:rPr>
@@ -2368,10 +2499,11 @@
     <w:semiHidden/>
     <w:unhideWhenUsed/>
     <w:qFormat/>
-    <w:rsid w:val="002644F0"/>
+    <w:rsid w:val="003F6E5B"/>
     <w:pPr>
       <w:keepNext/>
       <w:keepLines/>
+      <w:spacing w:after="0"/>
       <w:outlineLvl w:val="8"/>
     </w:pPr>
     <w:rPr>
@@ -2411,7 +2543,7 @@
     <w:basedOn w:val="DefaultParagraphFont"/>
     <w:link w:val="Heading1"/>
     <w:uiPriority w:val="9"/>
-    <w:rsid w:val="002644F0"/>
+    <w:rsid w:val="003F6E5B"/>
     <w:rPr>
       <w:rFonts w:asciiTheme="majorHAnsi" w:eastAsiaTheme="majorEastAsia" w:hAnsiTheme="majorHAnsi" w:cstheme="majorBidi"/>
       <w:color w:val="2F5496" w:themeColor="accent1" w:themeShade="BF"/>
@@ -2424,7 +2556,7 @@
     <w:basedOn w:val="DefaultParagraphFont"/>
     <w:link w:val="Heading2"/>
     <w:uiPriority w:val="9"/>
-    <w:rsid w:val="002644F0"/>
+    <w:rsid w:val="003F6E5B"/>
     <w:rPr>
       <w:rFonts w:asciiTheme="majorHAnsi" w:eastAsiaTheme="majorEastAsia" w:hAnsiTheme="majorHAnsi" w:cstheme="majorBidi"/>
       <w:color w:val="2F5496" w:themeColor="accent1" w:themeShade="BF"/>
@@ -2438,7 +2570,7 @@
     <w:link w:val="Heading3"/>
     <w:uiPriority w:val="9"/>
     <w:semiHidden/>
-    <w:rsid w:val="002644F0"/>
+    <w:rsid w:val="003F6E5B"/>
     <w:rPr>
       <w:rFonts w:eastAsiaTheme="majorEastAsia" w:cstheme="majorBidi"/>
       <w:color w:val="2F5496" w:themeColor="accent1" w:themeShade="BF"/>
@@ -2452,7 +2584,7 @@
     <w:link w:val="Heading4"/>
     <w:uiPriority w:val="9"/>
     <w:semiHidden/>
-    <w:rsid w:val="002644F0"/>
+    <w:rsid w:val="003F6E5B"/>
     <w:rPr>
       <w:rFonts w:eastAsiaTheme="majorEastAsia" w:cstheme="majorBidi"/>
       <w:i/>
@@ -2466,7 +2598,7 @@
     <w:link w:val="Heading5"/>
     <w:uiPriority w:val="9"/>
     <w:semiHidden/>
-    <w:rsid w:val="002644F0"/>
+    <w:rsid w:val="003F6E5B"/>
     <w:rPr>
       <w:rFonts w:eastAsiaTheme="majorEastAsia" w:cstheme="majorBidi"/>
       <w:color w:val="2F5496" w:themeColor="accent1" w:themeShade="BF"/>
@@ -2478,7 +2610,7 @@
     <w:link w:val="Heading6"/>
     <w:uiPriority w:val="9"/>
     <w:semiHidden/>
-    <w:rsid w:val="002644F0"/>
+    <w:rsid w:val="003F6E5B"/>
     <w:rPr>
       <w:rFonts w:eastAsiaTheme="majorEastAsia" w:cstheme="majorBidi"/>
       <w:i/>
@@ -2492,7 +2624,7 @@
     <w:link w:val="Heading7"/>
     <w:uiPriority w:val="9"/>
     <w:semiHidden/>
-    <w:rsid w:val="002644F0"/>
+    <w:rsid w:val="003F6E5B"/>
     <w:rPr>
       <w:rFonts w:eastAsiaTheme="majorEastAsia" w:cstheme="majorBidi"/>
       <w:color w:val="595959" w:themeColor="text1" w:themeTint="A6"/>
@@ -2504,7 +2636,7 @@
     <w:link w:val="Heading8"/>
     <w:uiPriority w:val="9"/>
     <w:semiHidden/>
-    <w:rsid w:val="002644F0"/>
+    <w:rsid w:val="003F6E5B"/>
     <w:rPr>
       <w:rFonts w:eastAsiaTheme="majorEastAsia" w:cstheme="majorBidi"/>
       <w:i/>
@@ -2518,7 +2650,7 @@
     <w:link w:val="Heading9"/>
     <w:uiPriority w:val="9"/>
     <w:semiHidden/>
-    <w:rsid w:val="002644F0"/>
+    <w:rsid w:val="003F6E5B"/>
     <w:rPr>
       <w:rFonts w:eastAsiaTheme="majorEastAsia" w:cstheme="majorBidi"/>
       <w:color w:val="272727" w:themeColor="text1" w:themeTint="D8"/>
@@ -2531,7 +2663,7 @@
     <w:link w:val="TitleChar"/>
     <w:uiPriority w:val="10"/>
     <w:qFormat/>
-    <w:rsid w:val="002644F0"/>
+    <w:rsid w:val="003F6E5B"/>
     <w:pPr>
       <w:spacing w:after="80" w:line="240" w:lineRule="auto"/>
       <w:contextualSpacing/>
@@ -2549,7 +2681,7 @@
     <w:basedOn w:val="DefaultParagraphFont"/>
     <w:link w:val="Title"/>
     <w:uiPriority w:val="10"/>
-    <w:rsid w:val="002644F0"/>
+    <w:rsid w:val="003F6E5B"/>
     <w:rPr>
       <w:rFonts w:asciiTheme="majorHAnsi" w:eastAsiaTheme="majorEastAsia" w:hAnsiTheme="majorHAnsi" w:cstheme="majorBidi"/>
       <w:spacing w:val="-10"/>
@@ -2565,7 +2697,7 @@
     <w:link w:val="SubtitleChar"/>
     <w:uiPriority w:val="11"/>
     <w:qFormat/>
-    <w:rsid w:val="002644F0"/>
+    <w:rsid w:val="003F6E5B"/>
     <w:pPr>
       <w:numPr>
         <w:ilvl w:val="1"/>
@@ -2584,7 +2716,7 @@
     <w:basedOn w:val="DefaultParagraphFont"/>
     <w:link w:val="Subtitle"/>
     <w:uiPriority w:val="11"/>
-    <w:rsid w:val="002644F0"/>
+    <w:rsid w:val="003F6E5B"/>
     <w:rPr>
       <w:rFonts w:eastAsiaTheme="majorEastAsia" w:cstheme="majorBidi"/>
       <w:color w:val="595959" w:themeColor="text1" w:themeTint="A6"/>
@@ -2600,7 +2732,7 @@
     <w:link w:val="QuoteChar"/>
     <w:uiPriority w:val="29"/>
     <w:qFormat/>
-    <w:rsid w:val="002644F0"/>
+    <w:rsid w:val="003F6E5B"/>
     <w:pPr>
       <w:spacing w:before="160"/>
       <w:jc w:val="center"/>
@@ -2616,7 +2748,7 @@
     <w:basedOn w:val="DefaultParagraphFont"/>
     <w:link w:val="Quote"/>
     <w:uiPriority w:val="29"/>
-    <w:rsid w:val="002644F0"/>
+    <w:rsid w:val="003F6E5B"/>
     <w:rPr>
       <w:i/>
       <w:iCs/>
@@ -2628,7 +2760,7 @@
     <w:basedOn w:val="Normal"/>
     <w:uiPriority w:val="34"/>
     <w:qFormat/>
-    <w:rsid w:val="002644F0"/>
+    <w:rsid w:val="003F6E5B"/>
     <w:pPr>
       <w:ind w:left="720"/>
       <w:contextualSpacing/>
@@ -2639,7 +2771,7 @@
     <w:basedOn w:val="DefaultParagraphFont"/>
     <w:uiPriority w:val="21"/>
     <w:qFormat/>
-    <w:rsid w:val="002644F0"/>
+    <w:rsid w:val="003F6E5B"/>
     <w:rPr>
       <w:i/>
       <w:iCs/>
@@ -2653,7 +2785,7 @@
     <w:link w:val="IntenseQuoteChar"/>
     <w:uiPriority w:val="30"/>
     <w:qFormat/>
-    <w:rsid w:val="002644F0"/>
+    <w:rsid w:val="003F6E5B"/>
     <w:pPr>
       <w:pBdr>
         <w:top w:val="single" w:sz="4" w:space="10" w:color="2F5496" w:themeColor="accent1" w:themeShade="BF"/>
@@ -2674,7 +2806,7 @@
     <w:basedOn w:val="DefaultParagraphFont"/>
     <w:link w:val="IntenseQuote"/>
     <w:uiPriority w:val="30"/>
-    <w:rsid w:val="002644F0"/>
+    <w:rsid w:val="003F6E5B"/>
     <w:rPr>
       <w:i/>
       <w:iCs/>
@@ -2686,7 +2818,7 @@
     <w:basedOn w:val="DefaultParagraphFont"/>
     <w:uiPriority w:val="32"/>
     <w:qFormat/>
-    <w:rsid w:val="002644F0"/>
+    <w:rsid w:val="003F6E5B"/>
     <w:rPr>
       <w:b/>
       <w:bCs/>
